--- a/自建节点.docx
+++ b/自建节点.docx
@@ -32,7 +32,7 @@
           <w:highlight w:val="yellow"/>
           <w:lang w:val="zh-CN"/>
         </w:rPr>
-        <w:t xml:space="preserve">2025-3-24</w:t>
+        <w:t xml:space="preserve">2025-3-25</w:t>
       </w:r>
       <w:r>
         <w:rPr>
@@ -49,7 +49,7 @@
       </w:r>
       <w:r>
         <w:rPr>
-          <w:rFonts w:hint="eastAsia" w:ascii="Microsoft YaHei UI" w:eastAsia="Microsoft YaHei UI" w:cs="宋体"/>
+          <w:rFonts w:ascii="Microsoft YaHei UI" w:eastAsia="Microsoft YaHei UI" w:cs="宋体"/>
           <w:b w:val="0"/>
           <w:bCs w:val="0"/>
           <w:color w:val="000000" w:themeColor="text1"/>
@@ -58,6 +58,17 @@
           <w:highlight w:val="yellow"/>
         </w:rPr>
       </w:r>
+      <w:r>
+        <w:rPr>
+          <w:rFonts w:ascii="Microsoft YaHei UI" w:eastAsia="Microsoft YaHei UI" w:cs="宋体"/>
+          <w:b w:val="0"/>
+          <w:bCs w:val="0"/>
+          <w:color w:val="000000" w:themeColor="text1"/>
+          <w:sz w:val="24"/>
+          <w:szCs w:val="24"/>
+          <w:highlight w:val="yellow"/>
+        </w:rPr>
+      </w:r>
     </w:p>
     <w:p>
       <w:pPr>
@@ -91,22 +102,24 @@
       </w:r>
       <w:r>
         <w:rPr>
-          <w:rFonts w:ascii="Microsoft YaHei UI" w:eastAsia="Microsoft YaHei UI" w:cs="宋体"/>
+          <w:rFonts w:hint="eastAsia" w:ascii="Microsoft YaHei UI" w:eastAsia="Microsoft YaHei UI" w:cs="宋体"/>
           <w:b/>
           <w:bCs/>
           <w:color w:val="161209"/>
           <w:sz w:val="48"/>
           <w:szCs w:val="48"/>
-        </w:rPr>
-      </w:r>
-      <w:r>
-        <w:rPr>
-          <w:rFonts w:ascii="Microsoft YaHei UI" w:eastAsia="Microsoft YaHei UI" w:cs="宋体"/>
+          <w:highlight w:val="none"/>
+        </w:rPr>
+      </w:r>
+      <w:r>
+        <w:rPr>
+          <w:rFonts w:hint="eastAsia" w:ascii="Microsoft YaHei UI" w:eastAsia="Microsoft YaHei UI" w:cs="宋体"/>
           <w:b/>
           <w:bCs/>
           <w:color w:val="161209"/>
           <w:sz w:val="48"/>
           <w:szCs w:val="48"/>
+          <w:highlight w:val="none"/>
         </w:rPr>
       </w:r>
     </w:p>
@@ -399,11 +412,11 @@
       </w:r>
       <w:r>
         <w:rPr>
+          <w:rStyle w:val="889"/>
           <w:rFonts w:hint="eastAsia"/>
           <w:sz w:val="28"/>
           <w:szCs w:val="28"/>
           <w:highlight w:val="none"/>
-          <w:lang w:val="zh-CN"/>
         </w:rPr>
       </w:r>
       <w:r>
@@ -1225,6 +1238,7 @@
           <w:rFonts w:hint="eastAsia"/>
           <w:sz w:val="28"/>
           <w:szCs w:val="28"/>
+          <w:highlight w:val="none"/>
         </w:rPr>
       </w:r>
       <w:r>
@@ -1329,7 +1343,6 @@
           <w:rFonts w:hint="eastAsia"/>
           <w:sz w:val="28"/>
           <w:szCs w:val="28"/>
-          <w:highlight w:val="none"/>
         </w:rPr>
       </w:r>
       <w:r>
@@ -1657,7 +1670,6 @@
           <w:rFonts w:hint="eastAsia"/>
           <w:sz w:val="28"/>
           <w:szCs w:val="28"/>
-          <w:highlight w:val="none"/>
         </w:rPr>
       </w:r>
       <w:r>
@@ -2009,8 +2021,6 @@
       </w:r>
       <w:r>
         <w:rPr>
-          <w:sz w:val="30"/>
-          <w:szCs w:val="30"/>
           <w:highlight w:val="none"/>
         </w:rPr>
       </w:r>
@@ -2086,6 +2096,7 @@
           <w:sz w:val="30"/>
           <w:szCs w:val="30"/>
           <w:highlight w:val="none"/>
+          <w14:ligatures w14:val="none"/>
         </w:rPr>
       </w:r>
       <w:r>
@@ -2184,7 +2195,6 @@
       <w:r>
         <w:rPr>
           <w:highlight w:val="none"/>
-          <w:lang w:val="zh-CN"/>
         </w:rPr>
       </w:r>
       <w:r>
@@ -2237,7 +2247,7 @@
           <w:sz w:val="30"/>
           <w:szCs w:val="30"/>
           <w:highlight w:val="none"/>
-          <w:lang w:val="zh-CN"/>
+          <w14:ligatures w14:val="none"/>
         </w:rPr>
       </w:r>
       <w:r>
@@ -2335,10 +2345,7 @@
       </w:r>
       <w:r>
         <w:rPr>
-          <w:sz w:val="30"/>
-          <w:szCs w:val="30"/>
-          <w:highlight w:val="none"/>
-          <w:lang w:val="zh-CN"/>
+          <w:highlight w:val="none"/>
         </w:rPr>
       </w:r>
       <w:r>
@@ -2353,6 +2360,8 @@
         <w:spacing/>
         <w:ind/>
         <w:rPr>
+          <w:sz w:val="30"/>
+          <w:szCs w:val="30"/>
           <w:highlight w:val="none"/>
         </w:rPr>
       </w:pPr>
@@ -2537,7 +2546,6 @@
           <w:sz w:val="30"/>
           <w:szCs w:val="30"/>
           <w:highlight w:val="none"/>
-          <w:lang w:val="zh-CN"/>
         </w:rPr>
         <w:t xml:space="preserve">了</w:t>
       </w:r>
@@ -2546,17 +2554,273 @@
           <w:sz w:val="30"/>
           <w:szCs w:val="30"/>
           <w:highlight w:val="none"/>
-          <w:lang w:val="zh-CN"/>
-        </w:rPr>
-        <w:t xml:space="preserve">。</w:t>
-      </w:r>
-      <w:r>
-        <w:rPr>
-          <w:highlight w:val="none"/>
-        </w:rPr>
-      </w:r>
-      <w:r>
-        <w:rPr>
+        </w:rPr>
+        <w:t xml:space="preserve">，</w:t>
+      </w:r>
+      <w:r>
+        <w:rPr>
+          <w:sz w:val="30"/>
+          <w:szCs w:val="30"/>
+          <w:highlight w:val="none"/>
+        </w:rPr>
+        <w:t xml:space="preserve">或者</w:t>
+      </w:r>
+      <w:r>
+        <w:rPr>
+          <w:sz w:val="30"/>
+          <w:szCs w:val="30"/>
+          <w:highlight w:val="none"/>
+        </w:rPr>
+        <w:t xml:space="preserve">可以</w:t>
+      </w:r>
+      <w:r>
+        <w:rPr>
+          <w:sz w:val="30"/>
+          <w:szCs w:val="30"/>
+          <w:highlight w:val="none"/>
+        </w:rPr>
+        <w:t xml:space="preserve">参考</w:t>
+      </w:r>
+      <w:r>
+        <w:rPr>
+          <w:sz w:val="30"/>
+          <w:szCs w:val="30"/>
+          <w:highlight w:val="none"/>
+        </w:rPr>
+        <w:t xml:space="preserve">我这篇</w:t>
+      </w:r>
+      <w:r>
+        <w:rPr>
+          <w:sz w:val="30"/>
+          <w:szCs w:val="30"/>
+          <w:highlight w:val="none"/>
+        </w:rPr>
+        <w:t xml:space="preserve">文章</w:t>
+      </w:r>
+      <w:r>
+        <w:rPr>
+          <w:sz w:val="30"/>
+          <w:szCs w:val="30"/>
+          <w:highlight w:val="none"/>
+        </w:rPr>
+        <w:t xml:space="preserve">教程</w:t>
+      </w:r>
+      <w:r>
+        <w:rPr>
+          <w:sz w:val="30"/>
+          <w:szCs w:val="30"/>
+          <w:highlight w:val="none"/>
+        </w:rPr>
+        <w:t xml:space="preserve">注册</w:t>
+      </w:r>
+      <w:r>
+        <w:rPr>
+          <w:sz w:val="30"/>
+          <w:szCs w:val="30"/>
+          <w:highlight w:val="none"/>
+        </w:rPr>
+        <w:t xml:space="preserve">cloudns</w:t>
+      </w:r>
+      <w:r>
+        <w:rPr>
+          <w:sz w:val="30"/>
+          <w:szCs w:val="30"/>
+          <w:highlight w:val="none"/>
+        </w:rPr>
+        <w:t xml:space="preserve">免费域名</w:t>
+      </w:r>
+      <w:r>
+        <w:rPr>
+          <w:sz w:val="30"/>
+          <w:szCs w:val="30"/>
+          <w:highlight w:val="none"/>
+        </w:rPr>
+        <w:t xml:space="preserve">并</w:t>
+      </w:r>
+      <w:r>
+        <w:rPr>
+          <w:sz w:val="30"/>
+          <w:szCs w:val="30"/>
+          <w:highlight w:val="none"/>
+        </w:rPr>
+        <w:t xml:space="preserve">托管</w:t>
+      </w:r>
+      <w:r>
+        <w:rPr>
+          <w:sz w:val="30"/>
+          <w:szCs w:val="30"/>
+          <w:highlight w:val="none"/>
+        </w:rPr>
+      </w:r>
+      <w:r>
+        <w:rPr>
+          <w:sz w:val="30"/>
+          <w:szCs w:val="30"/>
+          <w:highlight w:val="none"/>
+        </w:rPr>
+      </w:r>
+    </w:p>
+    <w:p>
+      <w:pPr>
+        <w:pBdr/>
+        <w:spacing/>
+        <w:ind/>
+        <w:rPr>
+          <w:color w:val="000000" w:themeColor="text1"/>
+          <w:sz w:val="30"/>
+          <w:szCs w:val="30"/>
+          <w:highlight w:val="white"/>
+        </w:rPr>
+      </w:pPr>
+      <w:r>
+        <w:rPr>
+          <w:color w:val="000000" w:themeColor="text1"/>
+          <w:sz w:val="30"/>
+          <w:szCs w:val="30"/>
+          <w:highlight w:val="white"/>
+        </w:rPr>
+      </w:r>
+      <w:r>
+        <w:rPr>
+          <w:color w:val="000000" w:themeColor="text1"/>
+          <w:sz w:val="30"/>
+          <w:szCs w:val="30"/>
+          <w:highlight w:val="white"/>
+        </w:rPr>
+        <w:t xml:space="preserve">https://flowus.cn/share/f9ae54d9-53af-45e7-a291-508d676c8dca?code=P6BAKZ</w:t>
+      </w:r>
+      <w:r>
+        <w:rPr>
+          <w:color w:val="000000" w:themeColor="text1"/>
+          <w:highlight w:val="white"/>
+        </w:rPr>
+      </w:r>
+      <w:r>
+        <w:rPr>
+          <w:color w:val="000000" w:themeColor="text1"/>
+          <w:sz w:val="30"/>
+          <w:szCs w:val="30"/>
+          <w:highlight w:val="white"/>
+        </w:rPr>
+      </w:r>
+    </w:p>
+    <w:p>
+      <w:pPr>
+        <w:pBdr/>
+        <w:spacing/>
+        <w:ind/>
+        <w:rPr>
+          <w:sz w:val="30"/>
+          <w:szCs w:val="30"/>
+          <w:highlight w:val="none"/>
+        </w:rPr>
+      </w:pPr>
+      <w:r>
+        <w:rPr>
+          <w:sz w:val="30"/>
+          <w:szCs w:val="30"/>
+          <w:highlight w:val="none"/>
+        </w:rPr>
+      </w:r>
+      <w:r>
+        <w:rPr>
+          <w:sz w:val="30"/>
+          <w:szCs w:val="30"/>
+          <w:highlight w:val="none"/>
+        </w:rPr>
+        <w:t xml:space="preserve">创建</w:t>
+      </w:r>
+      <w:r>
+        <w:rPr>
+          <w:sz w:val="30"/>
+          <w:szCs w:val="30"/>
+          <w:highlight w:val="none"/>
+        </w:rPr>
+        <w:t xml:space="preserve">并托管域名</w:t>
+      </w:r>
+      <w:r>
+        <w:rPr>
+          <w:sz w:val="30"/>
+          <w:szCs w:val="30"/>
+          <w:highlight w:val="none"/>
+        </w:rPr>
+        <w:t xml:space="preserve">后</w:t>
+      </w:r>
+      <w:r>
+        <w:rPr>
+          <w:sz w:val="30"/>
+          <w:szCs w:val="30"/>
+          <w:highlight w:val="none"/>
+        </w:rPr>
+        <w:t xml:space="preserve">可以</w:t>
+      </w:r>
+      <w:r>
+        <w:rPr>
+          <w:sz w:val="30"/>
+          <w:szCs w:val="30"/>
+          <w:highlight w:val="none"/>
+        </w:rPr>
+        <w:t xml:space="preserve">参考</w:t>
+      </w:r>
+      <w:r>
+        <w:rPr>
+          <w:sz w:val="30"/>
+          <w:szCs w:val="30"/>
+          <w:highlight w:val="none"/>
+        </w:rPr>
+        <w:t xml:space="preserve">下面的</w:t>
+      </w:r>
+      <w:r>
+        <w:rPr>
+          <w:sz w:val="30"/>
+          <w:szCs w:val="30"/>
+          <w:highlight w:val="none"/>
+        </w:rPr>
+        <w:t xml:space="preserve">黄</w:t>
+      </w:r>
+      <w:r>
+        <w:rPr>
+          <w:sz w:val="30"/>
+          <w:szCs w:val="30"/>
+          <w:highlight w:val="none"/>
+        </w:rPr>
+        <w:t xml:space="preserve">字</w:t>
+      </w:r>
+      <w:r>
+        <w:rPr>
+          <w:sz w:val="30"/>
+          <w:szCs w:val="30"/>
+          <w:highlight w:val="none"/>
+        </w:rPr>
+        <w:t xml:space="preserve">来</w:t>
+      </w:r>
+      <w:r>
+        <w:rPr>
+          <w:sz w:val="30"/>
+          <w:szCs w:val="30"/>
+          <w:highlight w:val="none"/>
+        </w:rPr>
+        <w:t xml:space="preserve">设置</w:t>
+      </w:r>
+      <w:r>
+        <w:rPr>
+          <w:sz w:val="30"/>
+          <w:szCs w:val="30"/>
+          <w:highlight w:val="none"/>
+        </w:rPr>
+        <w:t xml:space="preserve">自定义域</w:t>
+      </w:r>
+      <w:r>
+        <w:rPr>
+          <w:sz w:val="30"/>
+          <w:szCs w:val="30"/>
+          <w:highlight w:val="none"/>
+        </w:rPr>
+      </w:r>
+      <w:r>
+        <w:rPr>
+          <w:sz w:val="30"/>
+          <w:szCs w:val="30"/>
           <w:highlight w:val="none"/>
         </w:rPr>
       </w:r>
@@ -2590,7 +2854,7 @@
                   <a:graphicData uri="http://schemas.openxmlformats.org/drawingml/2006/picture">
                     <pic:pic xmlns:pic="http://schemas.openxmlformats.org/drawingml/2006/picture">
                       <pic:nvPicPr>
-                        <pic:cNvPr id="572395311" name=""/>
+                        <pic:cNvPr id="1415574234" name=""/>
                         <pic:cNvPicPr>
                           <a:picLocks noChangeAspect="1"/>
                         </pic:cNvPicPr>
@@ -2603,7 +2867,7 @@
                       <pic:spPr bwMode="auto">
                         <a:xfrm>
                           <a:off x="0" y="0"/>
-                          <a:ext cx="5274309" cy="1724293"/>
+                          <a:ext cx="5274308" cy="1724292"/>
                         </a:xfrm>
                         <a:prstGeom prst="rect">
                           <a:avLst/>
@@ -2649,12 +2913,6 @@
           <w:highlight w:val="none"/>
         </w:rPr>
       </w:r>
-      <w:r/>
-      <w:r>
-        <w:rPr>
-          <w:highlight w:val="none"/>
-        </w:rPr>
-      </w:r>
       <w:r>
         <w:rPr>
           <w:highlight w:val="none"/>
@@ -3152,20 +3410,80 @@
           <w:highlight w:val="yellow"/>
           <w:lang w:val="zh-CN"/>
         </w:rPr>
-        <w:t xml:space="preserve">）</w:t>
-      </w:r>
-      <w:r>
-        <w:rPr>
-          <w:strike/>
+        <w:t xml:space="preserve">，</w:t>
+      </w:r>
+      <w:r>
+        <w:rPr>
+          <w:strike w:val="0"/>
           <w:sz w:val="30"/>
           <w:szCs w:val="30"/>
           <w:highlight w:val="yellow"/>
           <w:lang w:val="zh-CN"/>
         </w:rPr>
-      </w:r>
-      <w:r>
-        <w:rPr>
-          <w:strike/>
+        <w:t xml:space="preserve">或者</w:t>
+      </w:r>
+      <w:r>
+        <w:rPr>
+          <w:strike w:val="0"/>
+          <w:sz w:val="30"/>
+          <w:szCs w:val="30"/>
+          <w:highlight w:val="yellow"/>
+          <w:lang w:val="zh-CN"/>
+        </w:rPr>
+        <w:t xml:space="preserve">按照上面</w:t>
+      </w:r>
+      <w:r>
+        <w:rPr>
+          <w:strike w:val="0"/>
+          <w:sz w:val="30"/>
+          <w:szCs w:val="30"/>
+          <w:highlight w:val="yellow"/>
+          <w:lang w:val="zh-CN"/>
+        </w:rPr>
+        <w:t xml:space="preserve">cloudns</w:t>
+      </w:r>
+      <w:r>
+        <w:rPr>
+          <w:strike w:val="0"/>
+          <w:sz w:val="30"/>
+          <w:szCs w:val="30"/>
+          <w:highlight w:val="yellow"/>
+          <w:lang w:val="zh-CN"/>
+        </w:rPr>
+        <w:t xml:space="preserve">的域名</w:t>
+      </w:r>
+      <w:r>
+        <w:rPr>
+          <w:strike w:val="0"/>
+          <w:sz w:val="30"/>
+          <w:szCs w:val="30"/>
+          <w:highlight w:val="yellow"/>
+          <w:lang w:val="zh-CN"/>
+        </w:rPr>
+        <w:t xml:space="preserve">绑定</w:t>
+      </w:r>
+      <w:r>
+        <w:rPr>
+          <w:strike w:val="0"/>
+          <w:sz w:val="30"/>
+          <w:szCs w:val="30"/>
+          <w:highlight w:val="yellow"/>
+          <w:lang w:val="zh-CN"/>
+        </w:rPr>
+        <w:t xml:space="preserve">）</w:t>
+      </w:r>
+      <w:r>
+        <w:rPr>
+          <w:strike w:val="0"/>
+          <w:sz w:val="30"/>
+          <w:szCs w:val="30"/>
+          <w:highlight w:val="yellow"/>
+          <w14:ligatures w14:val="none"/>
+        </w:rPr>
+      </w:r>
+      <w:r>
+        <w:rPr>
+          <w:strike w:val="0"/>
           <w:sz w:val="30"/>
           <w:szCs w:val="30"/>
           <w:highlight w:val="yellow"/>
@@ -3223,7 +3541,7 @@
                       <pic:spPr bwMode="auto">
                         <a:xfrm>
                           <a:off x="0" y="0"/>
-                          <a:ext cx="5274309" cy="1100725"/>
+                          <a:ext cx="5274308" cy="1100725"/>
                         </a:xfrm>
                         <a:prstGeom prst="rect">
                           <a:avLst/>
@@ -3266,12 +3584,39 @@
       </w:r>
       <w:r>
         <w:rPr>
+          <w:highlight w:val="yellow"/>
+          <w14:ligatures w14:val="none"/>
+        </w:rPr>
+      </w:r>
+      <w:r>
+        <w:rPr>
+          <w:highlight w:val="yellow"/>
+          <w14:ligatures w14:val="none"/>
+        </w:rPr>
+      </w:r>
+    </w:p>
+    <w:p>
+      <w:pPr>
+        <w:pBdr/>
+        <w:spacing/>
+        <w:ind/>
+        <w:rPr>
+          <w:strike w:val="0"/>
+          <w:sz w:val="30"/>
+          <w:szCs w:val="30"/>
+          <w:highlight w:val="yellow"/>
+          <w14:ligatures w14:val="none"/>
+        </w:rPr>
+      </w:pPr>
+      <w:r>
+        <w:rPr>
           <w:strike w:val="0"/>
           <w:sz w:val="30"/>
           <w:szCs w:val="30"/>
           <w:highlight w:val="yellow"/>
           <w:lang w:val="zh-CN"/>
         </w:rPr>
+        <w:t xml:space="preserve">有自己</w:t>
       </w:r>
       <w:r>
         <w:rPr>
@@ -3281,13 +3626,189 @@
           <w:highlight w:val="yellow"/>
           <w:lang w:val="zh-CN"/>
         </w:rPr>
-      </w:r>
-    </w:p>
-    <w:p>
-      <w:pPr>
-        <w:pBdr/>
-        <w:spacing/>
-        <w:ind/>
+        <w:t xml:space="preserve">域名</w:t>
+      </w:r>
+      <w:r>
+        <w:rPr>
+          <w:strike w:val="0"/>
+          <w:sz w:val="30"/>
+          <w:szCs w:val="30"/>
+          <w:highlight w:val="yellow"/>
+          <w:lang w:val="zh-CN"/>
+        </w:rPr>
+        <w:t xml:space="preserve">并</w:t>
+      </w:r>
+      <w:r>
+        <w:rPr>
+          <w:strike w:val="0"/>
+          <w:sz w:val="30"/>
+          <w:szCs w:val="30"/>
+          <w:highlight w:val="yellow"/>
+          <w:lang w:val="zh-CN"/>
+        </w:rPr>
+        <w:t xml:space="preserve">托管</w:t>
+      </w:r>
+      <w:r>
+        <w:rPr>
+          <w:strike w:val="0"/>
+          <w:sz w:val="30"/>
+          <w:szCs w:val="30"/>
+          <w:highlight w:val="yellow"/>
+          <w:lang w:val="zh-CN"/>
+        </w:rPr>
+        <w:t xml:space="preserve">到</w:t>
+      </w:r>
+      <w:r>
+        <w:rPr>
+          <w:strike w:val="0"/>
+          <w:sz w:val="30"/>
+          <w:szCs w:val="30"/>
+          <w:highlight w:val="yellow"/>
+          <w:lang w:val="zh-CN"/>
+        </w:rPr>
+        <w:t xml:space="preserve">cloudflare</w:t>
+      </w:r>
+      <w:r>
+        <w:rPr>
+          <w:strike w:val="0"/>
+          <w:sz w:val="30"/>
+          <w:szCs w:val="30"/>
+          <w:highlight w:val="yellow"/>
+          <w:lang w:val="zh-CN"/>
+        </w:rPr>
+        <w:t xml:space="preserve">后</w:t>
+      </w:r>
+      <w:r>
+        <w:rPr>
+          <w:strike w:val="0"/>
+          <w:sz w:val="30"/>
+          <w:szCs w:val="30"/>
+          <w:highlight w:val="yellow"/>
+          <w:lang w:val="zh-CN"/>
+        </w:rPr>
+        <w:t xml:space="preserve">(</w:t>
+      </w:r>
+      <w:r>
+        <w:rPr>
+          <w:strike w:val="0"/>
+          <w:sz w:val="30"/>
+          <w:szCs w:val="30"/>
+          <w:highlight w:val="yellow"/>
+          <w:lang w:val="zh-CN"/>
+        </w:rPr>
+        <w:t xml:space="preserve">不会托管的</w:t>
+      </w:r>
+      <w:r>
+        <w:rPr>
+          <w:strike w:val="0"/>
+          <w:sz w:val="30"/>
+          <w:szCs w:val="30"/>
+          <w:highlight w:val="yellow"/>
+          <w:lang w:val="zh-CN"/>
+        </w:rPr>
+        <w:t xml:space="preserve">可以</w:t>
+      </w:r>
+      <w:r>
+        <w:rPr>
+          <w:strike w:val="0"/>
+          <w:sz w:val="30"/>
+          <w:szCs w:val="30"/>
+          <w:highlight w:val="yellow"/>
+          <w:lang w:val="zh-CN"/>
+        </w:rPr>
+        <w:t xml:space="preserve">百度</w:t>
+      </w:r>
+      <w:r>
+        <w:rPr>
+          <w:strike w:val="0"/>
+          <w:sz w:val="30"/>
+          <w:szCs w:val="30"/>
+          <w:highlight w:val="yellow"/>
+          <w:lang w:val="zh-CN"/>
+        </w:rPr>
+        <w:t xml:space="preserve">查一下</w:t>
+      </w:r>
+      <w:r>
+        <w:rPr>
+          <w:strike w:val="0"/>
+          <w:sz w:val="30"/>
+          <w:szCs w:val="30"/>
+          <w:highlight w:val="yellow"/>
+          <w:lang w:val="zh-CN"/>
+        </w:rPr>
+        <w:t xml:space="preserve">很多教程</w:t>
+      </w:r>
+      <w:r>
+        <w:rPr>
+          <w:strike w:val="0"/>
+          <w:sz w:val="30"/>
+          <w:szCs w:val="30"/>
+          <w:highlight w:val="yellow"/>
+          <w:lang w:val="zh-CN"/>
+        </w:rPr>
+        <w:t xml:space="preserve">)</w:t>
+      </w:r>
+      <w:r>
+        <w:rPr>
+          <w:strike w:val="0"/>
+          <w:sz w:val="30"/>
+          <w:szCs w:val="30"/>
+          <w:highlight w:val="yellow"/>
+          <w:lang w:val="zh-CN"/>
+        </w:rPr>
+        <w:t xml:space="preserve">，</w:t>
+      </w:r>
+      <w:r>
+        <w:rPr>
+          <w:strike w:val="0"/>
+          <w:sz w:val="30"/>
+          <w:szCs w:val="30"/>
+          <w:highlight w:val="yellow"/>
+          <w:lang w:val="zh-CN"/>
+        </w:rPr>
+        <w:t xml:space="preserve">点击</w:t>
+      </w:r>
+      <w:r>
+        <w:rPr>
+          <w:strike w:val="0"/>
+          <w:sz w:val="30"/>
+          <w:szCs w:val="30"/>
+          <w:highlight w:val="yellow"/>
+          <w:lang w:val="zh-CN"/>
+        </w:rPr>
+        <w:t xml:space="preserve">自定义</w:t>
+      </w:r>
+      <w:r>
+        <w:rPr>
+          <w:strike w:val="0"/>
+          <w:sz w:val="30"/>
+          <w:szCs w:val="30"/>
+          <w:highlight w:val="yellow"/>
+          <w:lang w:val="zh-CN"/>
+        </w:rPr>
+        <w:t xml:space="preserve">域</w:t>
+      </w:r>
+      <w:r>
+        <w:rPr>
+          <w:strike w:val="0"/>
+          <w:sz w:val="30"/>
+          <w:szCs w:val="30"/>
+          <w:highlight w:val="yellow"/>
+          <w:lang w:val="zh-CN"/>
+        </w:rPr>
+        <w:t xml:space="preserve">配置</w:t>
+      </w:r>
+      <w:r>
+        <w:rPr>
+          <w:strike w:val="0"/>
+          <w:sz w:val="30"/>
+          <w:szCs w:val="30"/>
+          <w:highlight w:val="yellow"/>
+          <w:lang w:val="zh-CN"/>
+        </w:rPr>
+        <w:t xml:space="preserve">。</w:t>
+      </w:r>
+      <w:r>
         <w:rPr>
           <w:strike w:val="0"/>
           <w:sz w:val="30"/>
@@ -3295,223 +3816,14 @@
           <w:highlight w:val="yellow"/>
           <w14:ligatures w14:val="none"/>
         </w:rPr>
-      </w:pPr>
+      </w:r>
       <w:r>
         <w:rPr>
           <w:strike w:val="0"/>
           <w:sz w:val="30"/>
           <w:szCs w:val="30"/>
           <w:highlight w:val="yellow"/>
-          <w:lang w:val="zh-CN"/>
-        </w:rPr>
-        <w:t xml:space="preserve">有自己</w:t>
-      </w:r>
-      <w:r>
-        <w:rPr>
-          <w:strike w:val="0"/>
-          <w:sz w:val="30"/>
-          <w:szCs w:val="30"/>
-          <w:highlight w:val="yellow"/>
-          <w:lang w:val="zh-CN"/>
-        </w:rPr>
-        <w:t xml:space="preserve">域名</w:t>
-      </w:r>
-      <w:r>
-        <w:rPr>
-          <w:strike w:val="0"/>
-          <w:sz w:val="30"/>
-          <w:szCs w:val="30"/>
-          <w:highlight w:val="yellow"/>
-          <w:lang w:val="zh-CN"/>
-        </w:rPr>
-        <w:t xml:space="preserve">并</w:t>
-      </w:r>
-      <w:r>
-        <w:rPr>
-          <w:strike w:val="0"/>
-          <w:sz w:val="30"/>
-          <w:szCs w:val="30"/>
-          <w:highlight w:val="yellow"/>
-          <w:lang w:val="zh-CN"/>
-        </w:rPr>
-        <w:t xml:space="preserve">托管</w:t>
-      </w:r>
-      <w:r>
-        <w:rPr>
-          <w:strike w:val="0"/>
-          <w:sz w:val="30"/>
-          <w:szCs w:val="30"/>
-          <w:highlight w:val="yellow"/>
-          <w:lang w:val="zh-CN"/>
-        </w:rPr>
-        <w:t xml:space="preserve">到</w:t>
-      </w:r>
-      <w:r>
-        <w:rPr>
-          <w:strike w:val="0"/>
-          <w:sz w:val="30"/>
-          <w:szCs w:val="30"/>
-          <w:highlight w:val="yellow"/>
-          <w:lang w:val="zh-CN"/>
-        </w:rPr>
-        <w:t xml:space="preserve">cloudflare</w:t>
-      </w:r>
-      <w:r>
-        <w:rPr>
-          <w:strike w:val="0"/>
-          <w:sz w:val="30"/>
-          <w:szCs w:val="30"/>
-          <w:highlight w:val="yellow"/>
-          <w:lang w:val="zh-CN"/>
-        </w:rPr>
-        <w:t xml:space="preserve">后</w:t>
-      </w:r>
-      <w:r>
-        <w:rPr>
-          <w:strike w:val="0"/>
-          <w:sz w:val="30"/>
-          <w:szCs w:val="30"/>
-          <w:highlight w:val="yellow"/>
-          <w:lang w:val="zh-CN"/>
-        </w:rPr>
-        <w:t xml:space="preserve">(</w:t>
-      </w:r>
-      <w:r>
-        <w:rPr>
-          <w:strike w:val="0"/>
-          <w:sz w:val="30"/>
-          <w:szCs w:val="30"/>
-          <w:highlight w:val="yellow"/>
-          <w:lang w:val="zh-CN"/>
-        </w:rPr>
-        <w:t xml:space="preserve">不会托管的</w:t>
-      </w:r>
-      <w:r>
-        <w:rPr>
-          <w:strike w:val="0"/>
-          <w:sz w:val="30"/>
-          <w:szCs w:val="30"/>
-          <w:highlight w:val="yellow"/>
-          <w:lang w:val="zh-CN"/>
-        </w:rPr>
-        <w:t xml:space="preserve">可以</w:t>
-      </w:r>
-      <w:r>
-        <w:rPr>
-          <w:strike w:val="0"/>
-          <w:sz w:val="30"/>
-          <w:szCs w:val="30"/>
-          <w:highlight w:val="yellow"/>
-          <w:lang w:val="zh-CN"/>
-        </w:rPr>
-        <w:t xml:space="preserve">百度</w:t>
-      </w:r>
-      <w:r>
-        <w:rPr>
-          <w:strike w:val="0"/>
-          <w:sz w:val="30"/>
-          <w:szCs w:val="30"/>
-          <w:highlight w:val="yellow"/>
-          <w:lang w:val="zh-CN"/>
-        </w:rPr>
-        <w:t xml:space="preserve">查一下</w:t>
-      </w:r>
-      <w:r>
-        <w:rPr>
-          <w:strike w:val="0"/>
-          <w:sz w:val="30"/>
-          <w:szCs w:val="30"/>
-          <w:highlight w:val="yellow"/>
-          <w:lang w:val="zh-CN"/>
-        </w:rPr>
-        <w:t xml:space="preserve">很多教程</w:t>
-      </w:r>
-      <w:r>
-        <w:rPr>
-          <w:strike w:val="0"/>
-          <w:sz w:val="30"/>
-          <w:szCs w:val="30"/>
-          <w:highlight w:val="yellow"/>
-          <w:lang w:val="zh-CN"/>
-        </w:rPr>
-        <w:t xml:space="preserve">)</w:t>
-      </w:r>
-      <w:r>
-        <w:rPr>
-          <w:strike w:val="0"/>
-          <w:sz w:val="30"/>
-          <w:szCs w:val="30"/>
-          <w:highlight w:val="yellow"/>
-          <w:lang w:val="zh-CN"/>
-        </w:rPr>
-        <w:t xml:space="preserve">，</w:t>
-      </w:r>
-      <w:r>
-        <w:rPr>
-          <w:strike w:val="0"/>
-          <w:sz w:val="30"/>
-          <w:szCs w:val="30"/>
-          <w:highlight w:val="yellow"/>
-          <w:lang w:val="zh-CN"/>
-        </w:rPr>
-        <w:t xml:space="preserve">点击</w:t>
-      </w:r>
-      <w:r>
-        <w:rPr>
-          <w:strike w:val="0"/>
-          <w:sz w:val="30"/>
-          <w:szCs w:val="30"/>
-          <w:highlight w:val="yellow"/>
-          <w:lang w:val="zh-CN"/>
-        </w:rPr>
-        <w:t xml:space="preserve">自定义</w:t>
-      </w:r>
-      <w:r>
-        <w:rPr>
-          <w:strike w:val="0"/>
-          <w:sz w:val="30"/>
-          <w:szCs w:val="30"/>
-          <w:highlight w:val="yellow"/>
-          <w:lang w:val="zh-CN"/>
-        </w:rPr>
-        <w:t xml:space="preserve">域</w:t>
-      </w:r>
-      <w:r>
-        <w:rPr>
-          <w:strike w:val="0"/>
-          <w:sz w:val="30"/>
-          <w:szCs w:val="30"/>
-          <w:highlight w:val="yellow"/>
-          <w:lang w:val="zh-CN"/>
-        </w:rPr>
-        <w:t xml:space="preserve">配置</w:t>
-      </w:r>
-      <w:r>
-        <w:rPr>
-          <w:strike w:val="0"/>
-          <w:sz w:val="30"/>
-          <w:szCs w:val="30"/>
-          <w:highlight w:val="yellow"/>
-          <w:lang w:val="zh-CN"/>
-        </w:rPr>
-        <w:t xml:space="preserve">。</w:t>
-      </w:r>
-      <w:r>
-        <w:rPr>
-          <w:strike w:val="0"/>
-          <w:sz w:val="30"/>
-          <w:szCs w:val="30"/>
-          <w:highlight w:val="yellow"/>
-          <w:lang w:val="zh-CN"/>
-        </w:rPr>
-      </w:r>
-      <w:r>
-        <w:rPr>
-          <w:strike w:val="0"/>
-          <w:sz w:val="30"/>
-          <w:szCs w:val="30"/>
-          <w:highlight w:val="yellow"/>
-          <w:lang w:val="zh-CN"/>
+          <w14:ligatures w14:val="none"/>
         </w:rPr>
       </w:r>
     </w:p>
@@ -3605,7 +3917,6 @@
       <w:r>
         <w:rPr>
           <w:highlight w:val="yellow"/>
-          <w:lang w:val="zh-CN"/>
         </w:rPr>
       </w:r>
       <w:r>
@@ -3687,7 +3998,7 @@
           <w:highlight w:val="yellow"/>
           <w:lang w:val="zh-CN"/>
         </w:rPr>
-        <w:t xml:space="preserve">我的</w:t>
+        <w:t xml:space="preserve">假设</w:t>
       </w:r>
       <w:r>
         <w:rPr>
@@ -3696,7 +4007,7 @@
           <w:highlight w:val="yellow"/>
           <w:lang w:val="zh-CN"/>
         </w:rPr>
-        <w:t xml:space="preserve">域名是</w:t>
+        <w:t xml:space="preserve">我的</w:t>
       </w:r>
       <w:r>
         <w:rPr>
@@ -3705,7 +4016,7 @@
           <w:highlight w:val="yellow"/>
           <w:lang w:val="zh-CN"/>
         </w:rPr>
-        <w:t xml:space="preserve">aveshh.us.kg</w:t>
+        <w:t xml:space="preserve">域名是</w:t>
       </w:r>
       <w:r>
         <w:rPr>
@@ -3714,7 +4025,7 @@
           <w:highlight w:val="yellow"/>
           <w:lang w:val="zh-CN"/>
         </w:rPr>
-        <w:t xml:space="preserve">，</w:t>
+        <w:t xml:space="preserve">aveshh.us.kg</w:t>
       </w:r>
       <w:r>
         <w:rPr>
@@ -3723,7 +4034,7 @@
           <w:highlight w:val="yellow"/>
           <w:lang w:val="zh-CN"/>
         </w:rPr>
-        <w:t xml:space="preserve">那就</w:t>
+        <w:t xml:space="preserve">，</w:t>
       </w:r>
       <w:r>
         <w:rPr>
@@ -3732,7 +4043,7 @@
           <w:highlight w:val="yellow"/>
           <w:lang w:val="zh-CN"/>
         </w:rPr>
-        <w:t xml:space="preserve">在</w:t>
+        <w:t xml:space="preserve">那就</w:t>
       </w:r>
       <w:r>
         <w:rPr>
@@ -3741,7 +4052,7 @@
           <w:highlight w:val="yellow"/>
           <w:lang w:val="zh-CN"/>
         </w:rPr>
-        <w:t xml:space="preserve">前面</w:t>
+        <w:t xml:space="preserve">在</w:t>
       </w:r>
       <w:r>
         <w:rPr>
@@ -3750,7 +4061,7 @@
           <w:highlight w:val="yellow"/>
           <w:lang w:val="zh-CN"/>
         </w:rPr>
-        <w:t xml:space="preserve">再</w:t>
+        <w:t xml:space="preserve">前面</w:t>
       </w:r>
       <w:r>
         <w:rPr>
@@ -3759,7 +4070,7 @@
           <w:highlight w:val="yellow"/>
           <w:lang w:val="zh-CN"/>
         </w:rPr>
-        <w:t xml:space="preserve">加上</w:t>
+        <w:t xml:space="preserve">再</w:t>
       </w:r>
       <w:r>
         <w:rPr>
@@ -3768,7 +4079,7 @@
           <w:highlight w:val="yellow"/>
           <w:lang w:val="zh-CN"/>
         </w:rPr>
-        <w:t xml:space="preserve">前缀</w:t>
+        <w:t xml:space="preserve">加上</w:t>
       </w:r>
       <w:r>
         <w:rPr>
@@ -3777,7 +4088,7 @@
           <w:highlight w:val="yellow"/>
           <w:lang w:val="zh-CN"/>
         </w:rPr>
-        <w:t xml:space="preserve">，</w:t>
+        <w:t xml:space="preserve">前缀</w:t>
       </w:r>
       <w:r>
         <w:rPr>
@@ -3786,7 +4097,7 @@
           <w:highlight w:val="yellow"/>
           <w:lang w:val="zh-CN"/>
         </w:rPr>
-        <w:t xml:space="preserve">前缀</w:t>
+        <w:t xml:space="preserve">，</w:t>
       </w:r>
       <w:r>
         <w:rPr>
@@ -3795,7 +4106,7 @@
           <w:highlight w:val="yellow"/>
           <w:lang w:val="zh-CN"/>
         </w:rPr>
-        <w:t xml:space="preserve">随便写即可</w:t>
+        <w:t xml:space="preserve">前缀</w:t>
       </w:r>
       <w:r>
         <w:rPr>
@@ -3804,7 +4115,7 @@
           <w:highlight w:val="yellow"/>
           <w:lang w:val="zh-CN"/>
         </w:rPr>
-        <w:t xml:space="preserve">，</w:t>
+        <w:t xml:space="preserve">随便写即可</w:t>
       </w:r>
       <w:r>
         <w:rPr>
@@ -3813,7 +4124,7 @@
           <w:highlight w:val="yellow"/>
           <w:lang w:val="zh-CN"/>
         </w:rPr>
-        <w:t xml:space="preserve">如</w:t>
+        <w:t xml:space="preserve">，</w:t>
       </w:r>
       <w:r>
         <w:rPr>
@@ -3822,7 +4133,7 @@
           <w:highlight w:val="yellow"/>
           <w:lang w:val="zh-CN"/>
         </w:rPr>
-        <w:t xml:space="preserve">我这里的</w:t>
+        <w:t xml:space="preserve">如</w:t>
       </w:r>
       <w:r>
         <w:rPr>
@@ -3831,7 +4142,7 @@
           <w:highlight w:val="yellow"/>
           <w:lang w:val="zh-CN"/>
         </w:rPr>
-        <w:t xml:space="preserve">wakaka.aveshh.us.kg</w:t>
+        <w:t xml:space="preserve">我这里的</w:t>
       </w:r>
       <w:r>
         <w:rPr>
@@ -3839,6 +4150,15 @@
           <w:szCs w:val="30"/>
           <w:highlight w:val="yellow"/>
           <w:lang w:val="zh-CN"/>
+        </w:rPr>
+        <w:t xml:space="preserve">wakaka.aveshh.us.kg</w:t>
+      </w:r>
+      <w:r>
+        <w:rPr>
+          <w:sz w:val="30"/>
+          <w:szCs w:val="30"/>
+          <w:highlight w:val="yellow"/>
+          <w14:ligatures w14:val="none"/>
         </w:rPr>
       </w:r>
       <w:r>
@@ -4238,6 +4558,7 @@
           <w:sz w:val="30"/>
           <w:szCs w:val="30"/>
           <w:highlight w:val="none"/>
+          <w14:ligatures w14:val="none"/>
         </w:rPr>
       </w:r>
       <w:r>
@@ -4301,7 +4622,14 @@
           <w14:ligatures w14:val="none"/>
         </w:rPr>
       </w:r>
-      <w:r/>
+      <w:r>
+        <w:rPr>
+          <w:sz w:val="30"/>
+          <w:szCs w:val="30"/>
+          <w:highlight w:val="none"/>
+          <w14:ligatures w14:val="none"/>
+        </w:rPr>
+      </w:r>
     </w:p>
     <w:p>
       <w:pPr>
@@ -4424,6 +4752,7 @@
           <w:sz w:val="30"/>
           <w:szCs w:val="30"/>
           <w:highlight w:val="none"/>
+          <w14:ligatures w14:val="none"/>
         </w:rPr>
       </w:r>
       <w:r>
@@ -4523,9 +4852,8 @@
       </w:r>
       <w:r>
         <w:rPr>
-          <w:sz w:val="30"/>
-          <w:szCs w:val="30"/>
-          <w:highlight w:val="none"/>
+          <w:highlight w:val="none"/>
+          <w14:ligatures w14:val="none"/>
         </w:rPr>
       </w:r>
       <w:r>
@@ -4653,6 +4981,7 @@
           <w:sz w:val="30"/>
           <w:szCs w:val="30"/>
           <w:highlight w:val="none"/>
+          <w14:ligatures w14:val="none"/>
         </w:rPr>
       </w:r>
       <w:r>
@@ -4751,6 +5080,7 @@
       <w:r>
         <w:rPr>
           <w:highlight w:val="none"/>
+          <w14:ligatures w14:val="none"/>
         </w:rPr>
       </w:r>
       <w:r>
@@ -5034,6 +5364,7 @@
           <w:sz w:val="30"/>
           <w:szCs w:val="30"/>
           <w:highlight w:val="none"/>
+          <w14:ligatures w14:val="none"/>
         </w:rPr>
       </w:r>
       <w:r>
@@ -5133,6 +5464,7 @@
       <w:r>
         <w:rPr>
           <w:highlight w:val="none"/>
+          <w14:ligatures w14:val="none"/>
         </w:rPr>
       </w:r>
       <w:r>
@@ -5313,10 +5645,6 @@
       </w:r>
       <w:r>
         <w:rPr>
-          <w:b w:val="0"/>
-          <w:bCs w:val="0"/>
-          <w:sz w:val="30"/>
-          <w:szCs w:val="30"/>
           <w:highlight w:val="none"/>
           <w14:ligatures w14:val="none"/>
         </w:rPr>
@@ -5403,6 +5731,7 @@
           <w:sz w:val="30"/>
           <w:szCs w:val="30"/>
           <w:highlight w:val="none"/>
+          <w14:ligatures w14:val="none"/>
         </w:rPr>
       </w:r>
       <w:r>
@@ -5504,11 +5833,6 @@
       </w:r>
       <w:r>
         <w:rPr>
-          <w:highlight w:val="none"/>
-        </w:rPr>
-      </w:r>
-      <w:r>
-        <w:rPr>
           <w:b w:val="0"/>
           <w:bCs w:val="0"/>
           <w:sz w:val="30"/>
@@ -5517,6 +5841,16 @@
           <w14:ligatures w14:val="none"/>
         </w:rPr>
       </w:r>
+      <w:r>
+        <w:rPr>
+          <w:b w:val="0"/>
+          <w:bCs w:val="0"/>
+          <w:sz w:val="30"/>
+          <w:szCs w:val="30"/>
+          <w:highlight w:val="none"/>
+          <w14:ligatures w14:val="none"/>
+        </w:rPr>
+      </w:r>
     </w:p>
     <w:p>
       <w:pPr>
@@ -5633,14 +5967,15 @@
           <w:sz w:val="30"/>
           <w:szCs w:val="30"/>
           <w:highlight w:val="none"/>
-        </w:rPr>
-      </w:r>
-      <w:r>
-        <w:rPr>
-          <w:sz w:val="30"/>
-          <w:szCs w:val="30"/>
-          <w:highlight w:val="none"/>
-          <w:lang w:val="zh-CN"/>
+          <w14:ligatures w14:val="none"/>
+        </w:rPr>
+      </w:r>
+      <w:r>
+        <w:rPr>
+          <w:sz w:val="30"/>
+          <w:szCs w:val="30"/>
+          <w:highlight w:val="none"/>
+          <w14:ligatures w14:val="none"/>
         </w:rPr>
       </w:r>
     </w:p>
@@ -5731,7 +6066,6 @@
       <w:r>
         <w:rPr>
           <w:highlight w:val="none"/>
-          <w:lang w:val="zh-CN"/>
         </w:rPr>
       </w:r>
       <w:r>
@@ -5827,7 +6161,6 @@
       <w:r>
         <w:rPr>
           <w:highlight w:val="none"/>
-          <w:lang w:val="zh-CN"/>
         </w:rPr>
       </w:r>
       <w:r>
@@ -5916,7 +6249,7 @@
           <w:sz w:val="30"/>
           <w:szCs w:val="30"/>
           <w:highlight w:val="none"/>
-          <w:lang w:val="zh-CN"/>
+          <w14:ligatures w14:val="none"/>
         </w:rPr>
       </w:r>
       <w:r>
@@ -6015,7 +6348,6 @@
       <w:r>
         <w:rPr>
           <w:highlight w:val="none"/>
-          <w:lang w:val="zh-CN"/>
         </w:rPr>
       </w:r>
       <w:r>
@@ -6090,6 +6422,8 @@
       </w:r>
       <w:r>
         <w:rPr>
+          <w:b/>
+          <w:bCs/>
           <w:sz w:val="30"/>
           <w:szCs w:val="30"/>
           <w:highlight w:val="none"/>
@@ -6203,6 +6537,73 @@
       </w:r>
       <w:r>
         <w:rPr>
+          <w:sz w:val="30"/>
+          <w:szCs w:val="30"/>
+          <w:highlight w:val="none"/>
+          <w:lang w:val="zh-CN"/>
+          <w14:ligatures w14:val="none"/>
+        </w:rPr>
+      </w:r>
+      <w:r>
+        <w:rPr>
+          <w:sz w:val="30"/>
+          <w:szCs w:val="30"/>
+          <w:highlight w:val="none"/>
+          <w:lang w:val="zh-CN"/>
+          <w14:ligatures w14:val="none"/>
+        </w:rPr>
+      </w:r>
+    </w:p>
+    <w:p>
+      <w:pPr>
+        <w:pBdr/>
+        <w:spacing/>
+        <w:ind/>
+        <w:rPr>
+          <w:sz w:val="30"/>
+          <w:szCs w:val="30"/>
+          <w:highlight w:val="none"/>
+          <w:lang w:val="zh-CN"/>
+          <w14:ligatures w14:val="none"/>
+        </w:rPr>
+      </w:pPr>
+      <w:r>
+        <w:rPr>
+          <w:sz w:val="30"/>
+          <w:szCs w:val="30"/>
+          <w:highlight w:val="none"/>
+          <w:lang w:val="zh-CN"/>
+        </w:rPr>
+      </w:r>
+      <w:r>
+        <w:rPr>
+          <w:sz w:val="30"/>
+          <w:szCs w:val="30"/>
+          <w:highlight w:val="none"/>
+          <w:lang w:val="zh-CN"/>
+        </w:rPr>
+        <w:t xml:space="preserve">再次</w:t>
+      </w:r>
+      <w:r>
+        <w:rPr>
+          <w:sz w:val="30"/>
+          <w:szCs w:val="30"/>
+          <w:highlight w:val="none"/>
+          <w:lang w:val="zh-CN"/>
+        </w:rPr>
+        <w:t xml:space="preserve">选择</w:t>
+      </w:r>
+      <w:r>
+        <w:rPr>
+          <w:sz w:val="30"/>
+          <w:szCs w:val="30"/>
+          <w:highlight w:val="none"/>
+          <w:lang w:val="zh-CN"/>
+        </w:rPr>
+        <w:t xml:space="preserve">一开始的</w:t>
+      </w:r>
+      <w:r>
+        <w:rPr>
           <w:b/>
           <w:bCs/>
           <w:sz w:val="30"/>
@@ -6210,6 +6611,304 @@
           <w:highlight w:val="none"/>
           <w:lang w:val="zh-CN"/>
         </w:rPr>
+        <w:t xml:space="preserve">worker.zip</w:t>
+      </w:r>
+      <w:r>
+        <w:rPr>
+          <w:sz w:val="30"/>
+          <w:szCs w:val="30"/>
+          <w:highlight w:val="none"/>
+          <w:lang w:val="zh-CN"/>
+        </w:rPr>
+        <w:t xml:space="preserve">文件</w:t>
+      </w:r>
+      <w:r>
+        <w:rPr>
+          <w:sz w:val="30"/>
+          <w:szCs w:val="30"/>
+          <w:highlight w:val="none"/>
+          <w:lang w:val="zh-CN"/>
+        </w:rPr>
+        <w:t xml:space="preserve">部署</w:t>
+      </w:r>
+      <w:r>
+        <w:rPr>
+          <w:sz w:val="30"/>
+          <w:szCs w:val="30"/>
+          <w:highlight w:val="none"/>
+          <w:lang w:val="zh-CN"/>
+        </w:rPr>
+        <w:t xml:space="preserve">即可</w:t>
+      </w:r>
+      <w:r>
+        <w:rPr>
+          <w:sz w:val="30"/>
+          <w:szCs w:val="30"/>
+          <w:highlight w:val="none"/>
+          <w:lang w:val="zh-CN"/>
+        </w:rPr>
+        <w:t xml:space="preserve">，</w:t>
+      </w:r>
+      <w:r>
+        <w:rPr>
+          <w:sz w:val="30"/>
+          <w:szCs w:val="30"/>
+          <w:highlight w:val="none"/>
+          <w:lang w:val="zh-CN"/>
+        </w:rPr>
+        <w:t xml:space="preserve">接下来</w:t>
+      </w:r>
+      <w:r>
+        <w:rPr>
+          <w:sz w:val="30"/>
+          <w:szCs w:val="30"/>
+          <w:highlight w:val="none"/>
+          <w:lang w:val="zh-CN"/>
+        </w:rPr>
+        <w:t xml:space="preserve">就能访问</w:t>
+      </w:r>
+      <w:r>
+        <w:rPr>
+          <w:sz w:val="30"/>
+          <w:szCs w:val="30"/>
+          <w:highlight w:val="none"/>
+          <w:lang w:val="zh-CN"/>
+        </w:rPr>
+        <w:t xml:space="preserve">面板</w:t>
+      </w:r>
+      <w:r>
+        <w:rPr>
+          <w:sz w:val="30"/>
+          <w:szCs w:val="30"/>
+          <w:highlight w:val="none"/>
+          <w:lang w:val="zh-CN"/>
+        </w:rPr>
+        <w:t xml:space="preserve">了</w:t>
+      </w:r>
+      <w:r>
+        <w:rPr>
+          <w:sz w:val="30"/>
+          <w:szCs w:val="30"/>
+          <w:highlight w:val="none"/>
+          <w:lang w:val="zh-CN"/>
+        </w:rPr>
+        <w:t xml:space="preserve">，</w:t>
+      </w:r>
+      <w:r>
+        <w:rPr>
+          <w:sz w:val="30"/>
+          <w:szCs w:val="30"/>
+          <w:highlight w:val="none"/>
+          <w:lang w:val="zh-CN"/>
+        </w:rPr>
+        <w:t xml:space="preserve">通过</w:t>
+      </w:r>
+      <w:r>
+        <w:rPr>
+          <w:sz w:val="30"/>
+          <w:szCs w:val="30"/>
+          <w:highlight w:val="none"/>
+          <w:lang w:val="zh-CN"/>
+        </w:rPr>
+        <w:t xml:space="preserve">你配置的</w:t>
+      </w:r>
+      <w:r>
+        <w:rPr>
+          <w:sz w:val="30"/>
+          <w:szCs w:val="30"/>
+          <w:highlight w:val="none"/>
+          <w:lang w:val="zh-CN"/>
+        </w:rPr>
+        <w:t xml:space="preserve">域名</w:t>
+      </w:r>
+      <w:r>
+        <w:rPr>
+          <w:sz w:val="30"/>
+          <w:szCs w:val="30"/>
+          <w:highlight w:val="none"/>
+          <w:lang w:val="zh-CN"/>
+        </w:rPr>
+        <w:t xml:space="preserve">后面</w:t>
+      </w:r>
+      <w:r>
+        <w:rPr>
+          <w:sz w:val="30"/>
+          <w:szCs w:val="30"/>
+          <w:highlight w:val="none"/>
+          <w:lang w:val="zh-CN"/>
+        </w:rPr>
+        <w:t xml:space="preserve">加上/</w:t>
+      </w:r>
+      <w:r>
+        <w:rPr>
+          <w:sz w:val="30"/>
+          <w:szCs w:val="30"/>
+          <w:highlight w:val="none"/>
+          <w:lang w:val="zh-CN"/>
+        </w:rPr>
+        <w:t xml:space="preserve">panel</w:t>
+      </w:r>
+      <w:r>
+        <w:rPr>
+          <w:sz w:val="30"/>
+          <w:szCs w:val="30"/>
+          <w:highlight w:val="none"/>
+          <w:lang w:val="zh-CN"/>
+        </w:rPr>
+        <w:t xml:space="preserve">，</w:t>
+      </w:r>
+      <w:r>
+        <w:rPr>
+          <w:sz w:val="30"/>
+          <w:szCs w:val="30"/>
+          <w:highlight w:val="none"/>
+          <w:lang w:val="zh-CN"/>
+        </w:rPr>
+        <w:t xml:space="preserve">例如我的是</w:t>
+      </w:r>
+      <w:r>
+        <w:rPr>
+          <w:sz w:val="30"/>
+          <w:szCs w:val="30"/>
+          <w:highlight w:val="yellow"/>
+          <w:lang w:val="zh-CN"/>
+        </w:rPr>
+        <w:t xml:space="preserve">wakaka.aveshh.us.kg/</w:t>
+      </w:r>
+      <w:r>
+        <w:rPr>
+          <w:sz w:val="30"/>
+          <w:szCs w:val="30"/>
+          <w:highlight w:val="yellow"/>
+          <w:lang w:val="zh-CN"/>
+        </w:rPr>
+        <w:t xml:space="preserve">panel</w:t>
+      </w:r>
+      <w:r>
+        <w:rPr>
+          <w:sz w:val="30"/>
+          <w:szCs w:val="30"/>
+          <w:highlight w:val="none"/>
+          <w:lang w:val="zh-CN"/>
+        </w:rPr>
+        <w:t xml:space="preserve">，</w:t>
+      </w:r>
+      <w:r>
+        <w:rPr>
+          <w:sz w:val="30"/>
+          <w:szCs w:val="30"/>
+          <w:highlight w:val="none"/>
+          <w:lang w:val="zh-CN"/>
+        </w:rPr>
+        <w:t xml:space="preserve">或者</w:t>
+      </w:r>
+      <w:r>
+        <w:rPr>
+          <w:sz w:val="30"/>
+          <w:szCs w:val="30"/>
+          <w:highlight w:val="yellow"/>
+          <w:lang w:val="zh-CN"/>
+        </w:rPr>
+        <w:t xml:space="preserve">xxxxx.pages.dev/panel</w:t>
+      </w:r>
+      <w:r>
+        <w:rPr>
+          <w:sz w:val="30"/>
+          <w:szCs w:val="30"/>
+          <w:highlight w:val="none"/>
+          <w:lang w:val="zh-CN"/>
+        </w:rPr>
+        <w:t xml:space="preserve">，</w:t>
+      </w:r>
+      <w:r>
+        <w:rPr>
+          <w:sz w:val="30"/>
+          <w:szCs w:val="30"/>
+          <w:highlight w:val="none"/>
+          <w:lang w:val="zh-CN"/>
+        </w:rPr>
+        <w:t xml:space="preserve">初次</w:t>
+      </w:r>
+      <w:r>
+        <w:rPr>
+          <w:sz w:val="30"/>
+          <w:szCs w:val="30"/>
+          <w:highlight w:val="none"/>
+          <w:lang w:val="zh-CN"/>
+        </w:rPr>
+        <w:t xml:space="preserve">进入</w:t>
+      </w:r>
+      <w:r>
+        <w:rPr>
+          <w:sz w:val="30"/>
+          <w:szCs w:val="30"/>
+          <w:highlight w:val="none"/>
+          <w:lang w:val="zh-CN"/>
+        </w:rPr>
+        <w:t xml:space="preserve">会</w:t>
+      </w:r>
+      <w:r>
+        <w:rPr>
+          <w:sz w:val="30"/>
+          <w:szCs w:val="30"/>
+          <w:highlight w:val="none"/>
+          <w:lang w:val="zh-CN"/>
+        </w:rPr>
+        <w:t xml:space="preserve">让你</w:t>
+      </w:r>
+      <w:r>
+        <w:rPr>
+          <w:sz w:val="30"/>
+          <w:szCs w:val="30"/>
+          <w:highlight w:val="none"/>
+          <w:lang w:val="zh-CN"/>
+        </w:rPr>
+        <w:t xml:space="preserve">设置</w:t>
+      </w:r>
+      <w:r>
+        <w:rPr>
+          <w:sz w:val="30"/>
+          <w:szCs w:val="30"/>
+          <w:highlight w:val="none"/>
+          <w:lang w:val="zh-CN"/>
+        </w:rPr>
+        <w:t xml:space="preserve">密码</w:t>
+      </w:r>
+      <w:r>
+        <w:rPr>
+          <w:sz w:val="30"/>
+          <w:szCs w:val="30"/>
+          <w:highlight w:val="none"/>
+          <w:lang w:val="zh-CN"/>
+        </w:rPr>
+        <w:t xml:space="preserve">，</w:t>
+      </w:r>
+      <w:r>
+        <w:rPr>
+          <w:sz w:val="30"/>
+          <w:szCs w:val="30"/>
+          <w:highlight w:val="none"/>
+          <w:lang w:val="zh-CN"/>
+        </w:rPr>
+        <w:t xml:space="preserve">输入两次密码</w:t>
+      </w:r>
+      <w:r>
+        <w:rPr>
+          <w:sz w:val="30"/>
+          <w:szCs w:val="30"/>
+          <w:highlight w:val="none"/>
+          <w:lang w:val="zh-CN"/>
+        </w:rPr>
+        <w:t xml:space="preserve">就可以通过密码</w:t>
+      </w:r>
+      <w:r>
+        <w:rPr>
+          <w:sz w:val="30"/>
+          <w:szCs w:val="30"/>
+          <w:highlight w:val="none"/>
+          <w:lang w:val="zh-CN"/>
+        </w:rPr>
+        <w:t xml:space="preserve">登陆了</w:t>
       </w:r>
       <w:r>
         <w:rPr>
@@ -6220,6 +6919,15 @@
           <w14:ligatures w14:val="none"/>
         </w:rPr>
       </w:r>
+      <w:r>
+        <w:rPr>
+          <w:sz w:val="30"/>
+          <w:szCs w:val="30"/>
+          <w:highlight w:val="none"/>
+          <w:lang w:val="zh-CN"/>
+          <w14:ligatures w14:val="none"/>
+        </w:rPr>
+      </w:r>
     </w:p>
     <w:p>
       <w:pPr>
@@ -6248,341 +6956,7 @@
           <w:szCs w:val="30"/>
           <w:highlight w:val="none"/>
           <w:lang w:val="zh-CN"/>
-        </w:rPr>
-        <w:t xml:space="preserve">再次</w:t>
-      </w:r>
-      <w:r>
-        <w:rPr>
-          <w:sz w:val="30"/>
-          <w:szCs w:val="30"/>
-          <w:highlight w:val="none"/>
-          <w:lang w:val="zh-CN"/>
-        </w:rPr>
-        <w:t xml:space="preserve">选择</w:t>
-      </w:r>
-      <w:r>
-        <w:rPr>
-          <w:sz w:val="30"/>
-          <w:szCs w:val="30"/>
-          <w:highlight w:val="none"/>
-          <w:lang w:val="zh-CN"/>
-        </w:rPr>
-        <w:t xml:space="preserve">一开始的</w:t>
-      </w:r>
-      <w:r>
-        <w:rPr>
-          <w:b/>
-          <w:bCs/>
-          <w:sz w:val="30"/>
-          <w:szCs w:val="30"/>
-          <w:highlight w:val="none"/>
-          <w:lang w:val="zh-CN"/>
-        </w:rPr>
-        <w:t xml:space="preserve">worker.zip</w:t>
-      </w:r>
-      <w:r>
-        <w:rPr>
-          <w:sz w:val="30"/>
-          <w:szCs w:val="30"/>
-          <w:highlight w:val="none"/>
-          <w:lang w:val="zh-CN"/>
-        </w:rPr>
-        <w:t xml:space="preserve">文件</w:t>
-      </w:r>
-      <w:r>
-        <w:rPr>
-          <w:sz w:val="30"/>
-          <w:szCs w:val="30"/>
-          <w:highlight w:val="none"/>
-          <w:lang w:val="zh-CN"/>
-        </w:rPr>
-        <w:t xml:space="preserve">部署</w:t>
-      </w:r>
-      <w:r>
-        <w:rPr>
-          <w:sz w:val="30"/>
-          <w:szCs w:val="30"/>
-          <w:highlight w:val="none"/>
-          <w:lang w:val="zh-CN"/>
-        </w:rPr>
-        <w:t xml:space="preserve">即可</w:t>
-      </w:r>
-      <w:r>
-        <w:rPr>
-          <w:sz w:val="30"/>
-          <w:szCs w:val="30"/>
-          <w:highlight w:val="none"/>
-          <w:lang w:val="zh-CN"/>
-        </w:rPr>
-        <w:t xml:space="preserve">，</w:t>
-      </w:r>
-      <w:r>
-        <w:rPr>
-          <w:sz w:val="30"/>
-          <w:szCs w:val="30"/>
-          <w:highlight w:val="none"/>
-          <w:lang w:val="zh-CN"/>
-        </w:rPr>
-        <w:t xml:space="preserve">接下来</w:t>
-      </w:r>
-      <w:r>
-        <w:rPr>
-          <w:sz w:val="30"/>
-          <w:szCs w:val="30"/>
-          <w:highlight w:val="none"/>
-          <w:lang w:val="zh-CN"/>
-        </w:rPr>
-        <w:t xml:space="preserve">就能访问</w:t>
-      </w:r>
-      <w:r>
-        <w:rPr>
-          <w:sz w:val="30"/>
-          <w:szCs w:val="30"/>
-          <w:highlight w:val="none"/>
-          <w:lang w:val="zh-CN"/>
-        </w:rPr>
-        <w:t xml:space="preserve">面板</w:t>
-      </w:r>
-      <w:r>
-        <w:rPr>
-          <w:sz w:val="30"/>
-          <w:szCs w:val="30"/>
-          <w:highlight w:val="none"/>
-          <w:lang w:val="zh-CN"/>
-        </w:rPr>
-        <w:t xml:space="preserve">了</w:t>
-      </w:r>
-      <w:r>
-        <w:rPr>
-          <w:sz w:val="30"/>
-          <w:szCs w:val="30"/>
-          <w:highlight w:val="none"/>
-          <w:lang w:val="zh-CN"/>
-        </w:rPr>
-        <w:t xml:space="preserve">，</w:t>
-      </w:r>
-      <w:r>
-        <w:rPr>
-          <w:sz w:val="30"/>
-          <w:szCs w:val="30"/>
-          <w:highlight w:val="none"/>
-          <w:lang w:val="zh-CN"/>
-        </w:rPr>
-        <w:t xml:space="preserve">通过</w:t>
-      </w:r>
-      <w:r>
-        <w:rPr>
-          <w:sz w:val="30"/>
-          <w:szCs w:val="30"/>
-          <w:highlight w:val="none"/>
-          <w:lang w:val="zh-CN"/>
-        </w:rPr>
-        <w:t xml:space="preserve">你配置的</w:t>
-      </w:r>
-      <w:r>
-        <w:rPr>
-          <w:sz w:val="30"/>
-          <w:szCs w:val="30"/>
-          <w:highlight w:val="none"/>
-          <w:lang w:val="zh-CN"/>
-        </w:rPr>
-        <w:t xml:space="preserve">域名</w:t>
-      </w:r>
-      <w:r>
-        <w:rPr>
-          <w:sz w:val="30"/>
-          <w:szCs w:val="30"/>
-          <w:highlight w:val="none"/>
-          <w:lang w:val="zh-CN"/>
-        </w:rPr>
-        <w:t xml:space="preserve">后面</w:t>
-      </w:r>
-      <w:r>
-        <w:rPr>
-          <w:sz w:val="30"/>
-          <w:szCs w:val="30"/>
-          <w:highlight w:val="none"/>
-          <w:lang w:val="zh-CN"/>
-        </w:rPr>
-        <w:t xml:space="preserve">加上/</w:t>
-      </w:r>
-      <w:r>
-        <w:rPr>
-          <w:sz w:val="30"/>
-          <w:szCs w:val="30"/>
-          <w:highlight w:val="none"/>
-          <w:lang w:val="zh-CN"/>
-        </w:rPr>
-        <w:t xml:space="preserve">panel</w:t>
-      </w:r>
-      <w:r>
-        <w:rPr>
-          <w:sz w:val="30"/>
-          <w:szCs w:val="30"/>
-          <w:highlight w:val="none"/>
-          <w:lang w:val="zh-CN"/>
-        </w:rPr>
-        <w:t xml:space="preserve">，</w:t>
-      </w:r>
-      <w:r>
-        <w:rPr>
-          <w:sz w:val="30"/>
-          <w:szCs w:val="30"/>
-          <w:highlight w:val="none"/>
-          <w:lang w:val="zh-CN"/>
-        </w:rPr>
-        <w:t xml:space="preserve">例如我的是</w:t>
-      </w:r>
-      <w:r>
-        <w:rPr>
-          <w:sz w:val="30"/>
-          <w:szCs w:val="30"/>
-          <w:highlight w:val="yellow"/>
-          <w:lang w:val="zh-CN"/>
-        </w:rPr>
-        <w:t xml:space="preserve">wakaka.aveshh.us.kg/</w:t>
-      </w:r>
-      <w:r>
-        <w:rPr>
-          <w:sz w:val="30"/>
-          <w:szCs w:val="30"/>
-          <w:highlight w:val="yellow"/>
-          <w:lang w:val="zh-CN"/>
-        </w:rPr>
-        <w:t xml:space="preserve">panel</w:t>
-      </w:r>
-      <w:r>
-        <w:rPr>
-          <w:sz w:val="30"/>
-          <w:szCs w:val="30"/>
-          <w:highlight w:val="none"/>
-          <w:lang w:val="zh-CN"/>
-        </w:rPr>
-        <w:t xml:space="preserve">，</w:t>
-      </w:r>
-      <w:r>
-        <w:rPr>
-          <w:sz w:val="30"/>
-          <w:szCs w:val="30"/>
-          <w:highlight w:val="none"/>
-          <w:lang w:val="zh-CN"/>
-        </w:rPr>
-        <w:t xml:space="preserve">或者</w:t>
-      </w:r>
-      <w:r>
-        <w:rPr>
-          <w:sz w:val="30"/>
-          <w:szCs w:val="30"/>
-          <w:highlight w:val="yellow"/>
-          <w:lang w:val="zh-CN"/>
-        </w:rPr>
-        <w:t xml:space="preserve">xxxxx.pages.dev/panel</w:t>
-      </w:r>
-      <w:r>
-        <w:rPr>
-          <w:sz w:val="30"/>
-          <w:szCs w:val="30"/>
-          <w:highlight w:val="none"/>
-          <w:lang w:val="zh-CN"/>
-        </w:rPr>
-        <w:t xml:space="preserve">，</w:t>
-      </w:r>
-      <w:r>
-        <w:rPr>
-          <w:sz w:val="30"/>
-          <w:szCs w:val="30"/>
-          <w:highlight w:val="none"/>
-          <w:lang w:val="zh-CN"/>
-        </w:rPr>
-        <w:t xml:space="preserve">初次</w:t>
-      </w:r>
-      <w:r>
-        <w:rPr>
-          <w:sz w:val="30"/>
-          <w:szCs w:val="30"/>
-          <w:highlight w:val="none"/>
-          <w:lang w:val="zh-CN"/>
-        </w:rPr>
-        <w:t xml:space="preserve">进入</w:t>
-      </w:r>
-      <w:r>
-        <w:rPr>
-          <w:sz w:val="30"/>
-          <w:szCs w:val="30"/>
-          <w:highlight w:val="none"/>
-          <w:lang w:val="zh-CN"/>
-        </w:rPr>
-        <w:t xml:space="preserve">会</w:t>
-      </w:r>
-      <w:r>
-        <w:rPr>
-          <w:sz w:val="30"/>
-          <w:szCs w:val="30"/>
-          <w:highlight w:val="none"/>
-          <w:lang w:val="zh-CN"/>
-        </w:rPr>
-        <w:t xml:space="preserve">让你</w:t>
-      </w:r>
-      <w:r>
-        <w:rPr>
-          <w:sz w:val="30"/>
-          <w:szCs w:val="30"/>
-          <w:highlight w:val="none"/>
-          <w:lang w:val="zh-CN"/>
-        </w:rPr>
-        <w:t xml:space="preserve">设置</w:t>
-      </w:r>
-      <w:r>
-        <w:rPr>
-          <w:sz w:val="30"/>
-          <w:szCs w:val="30"/>
-          <w:highlight w:val="none"/>
-          <w:lang w:val="zh-CN"/>
-        </w:rPr>
-        <w:t xml:space="preserve">密码</w:t>
-      </w:r>
-      <w:r>
-        <w:rPr>
-          <w:sz w:val="30"/>
-          <w:szCs w:val="30"/>
-          <w:highlight w:val="none"/>
-          <w:lang w:val="zh-CN"/>
-        </w:rPr>
-        <w:t xml:space="preserve">，</w:t>
-      </w:r>
-      <w:r>
-        <w:rPr>
-          <w:sz w:val="30"/>
-          <w:szCs w:val="30"/>
-          <w:highlight w:val="none"/>
-          <w:lang w:val="zh-CN"/>
-        </w:rPr>
-        <w:t xml:space="preserve">输入两次密码</w:t>
-      </w:r>
-      <w:r>
-        <w:rPr>
-          <w:sz w:val="30"/>
-          <w:szCs w:val="30"/>
-          <w:highlight w:val="none"/>
-          <w:lang w:val="zh-CN"/>
-        </w:rPr>
-        <w:t xml:space="preserve">就可以通过密码</w:t>
-      </w:r>
-      <w:r>
-        <w:rPr>
-          <w:sz w:val="30"/>
-          <w:szCs w:val="30"/>
-          <w:highlight w:val="none"/>
-          <w:lang w:val="zh-CN"/>
-        </w:rPr>
-        <w:t xml:space="preserve">登陆了</w:t>
-      </w:r>
-      <w:r>
-        <w:rPr>
-          <w:sz w:val="30"/>
-          <w:szCs w:val="30"/>
-          <w:highlight w:val="none"/>
-          <w:lang w:val="zh-CN"/>
+          <w14:ligatures w14:val="none"/>
         </w:rPr>
       </w:r>
       <w:r>
@@ -6615,6 +6989,7 @@
           <w:highlight w:val="none"/>
           <w:lang w:val="zh-CN"/>
         </w:rPr>
+        <w:t xml:space="preserve">进入</w:t>
       </w:r>
       <w:r>
         <w:rPr>
@@ -6623,6 +6998,151 @@
           <w:highlight w:val="none"/>
           <w:lang w:val="zh-CN"/>
         </w:rPr>
+        <w:t xml:space="preserve">界面</w:t>
+      </w:r>
+      <w:r>
+        <w:rPr>
+          <w:sz w:val="30"/>
+          <w:szCs w:val="30"/>
+          <w:highlight w:val="none"/>
+          <w:lang w:val="zh-CN"/>
+        </w:rPr>
+        <w:t xml:space="preserve">点击</w:t>
+      </w:r>
+      <w:r>
+        <w:rPr>
+          <w:sz w:val="30"/>
+          <w:szCs w:val="30"/>
+          <w:highlight w:val="none"/>
+          <w:lang w:val="zh-CN"/>
+        </w:rPr>
+        <w:t xml:space="preserve">Download </w:t>
+      </w:r>
+      <w:r>
+        <w:rPr>
+          <w:sz w:val="30"/>
+          <w:szCs w:val="30"/>
+          <w:highlight w:val="none"/>
+          <w:lang w:val="zh-CN"/>
+        </w:rPr>
+        <w:t xml:space="preserve">Scanner</w:t>
+      </w:r>
+      <w:r>
+        <w:rPr>
+          <w:sz w:val="30"/>
+          <w:szCs w:val="30"/>
+          <w:highlight w:val="none"/>
+          <w:lang w:val="zh-CN"/>
+        </w:rPr>
+        <w:t xml:space="preserve">，</w:t>
+      </w:r>
+      <w:r>
+        <w:rPr>
+          <w:sz w:val="30"/>
+          <w:szCs w:val="30"/>
+          <w:highlight w:val="none"/>
+          <w:lang w:val="zh-CN"/>
+        </w:rPr>
+        <w:t xml:space="preserve">选择</w:t>
+      </w:r>
+      <w:r>
+        <w:rPr>
+          <w:sz w:val="30"/>
+          <w:szCs w:val="30"/>
+          <w:highlight w:val="none"/>
+          <w:lang w:val="zh-CN"/>
+        </w:rPr>
+        <w:t xml:space="preserve">适合</w:t>
+      </w:r>
+      <w:r>
+        <w:rPr>
+          <w:sz w:val="30"/>
+          <w:szCs w:val="30"/>
+          <w:highlight w:val="none"/>
+          <w:lang w:val="zh-CN"/>
+        </w:rPr>
+        <w:t xml:space="preserve">自己</w:t>
+      </w:r>
+      <w:r>
+        <w:rPr>
+          <w:sz w:val="30"/>
+          <w:szCs w:val="30"/>
+          <w:highlight w:val="none"/>
+          <w:lang w:val="zh-CN"/>
+        </w:rPr>
+        <w:t xml:space="preserve">电脑</w:t>
+      </w:r>
+      <w:r>
+        <w:rPr>
+          <w:sz w:val="30"/>
+          <w:szCs w:val="30"/>
+          <w:highlight w:val="none"/>
+          <w:lang w:val="zh-CN"/>
+        </w:rPr>
+        <w:t xml:space="preserve">架构</w:t>
+      </w:r>
+      <w:r>
+        <w:rPr>
+          <w:sz w:val="30"/>
+          <w:szCs w:val="30"/>
+          <w:highlight w:val="none"/>
+          <w:lang w:val="zh-CN"/>
+        </w:rPr>
+        <w:t xml:space="preserve">的文件下载</w:t>
+      </w:r>
+      <w:r>
+        <w:rPr>
+          <w:sz w:val="30"/>
+          <w:szCs w:val="30"/>
+          <w:highlight w:val="none"/>
+          <w:lang w:val="zh-CN"/>
+        </w:rPr>
+        <w:t xml:space="preserve">即可</w:t>
+      </w:r>
+      <w:r>
+        <w:rPr>
+          <w:sz w:val="30"/>
+          <w:szCs w:val="30"/>
+          <w:highlight w:val="none"/>
+          <w:lang w:val="zh-CN"/>
+        </w:rPr>
+        <w:t xml:space="preserve">，</w:t>
+      </w:r>
+      <w:r>
+        <w:rPr>
+          <w:sz w:val="30"/>
+          <w:szCs w:val="30"/>
+          <w:highlight w:val="none"/>
+          <w:lang w:val="zh-CN"/>
+        </w:rPr>
+        <w:t xml:space="preserve">一般</w:t>
+      </w:r>
+      <w:r>
+        <w:rPr>
+          <w:sz w:val="30"/>
+          <w:szCs w:val="30"/>
+          <w:highlight w:val="none"/>
+          <w:lang w:val="zh-CN"/>
+        </w:rPr>
+        <w:t xml:space="preserve">都是</w:t>
+      </w:r>
+      <w:r>
+        <w:rPr>
+          <w:sz w:val="30"/>
+          <w:szCs w:val="30"/>
+          <w:highlight w:val="none"/>
+          <w:lang w:val="zh-CN"/>
+        </w:rPr>
+        <w:t xml:space="preserve">windows_amd</w:t>
+      </w:r>
+      <w:r>
+        <w:rPr>
+          <w:sz w:val="30"/>
+          <w:szCs w:val="30"/>
+          <w:highlight w:val="none"/>
+          <w:lang w:val="zh-CN"/>
+        </w:rPr>
+        <w:t xml:space="preserve">系统</w:t>
       </w:r>
       <w:r>
         <w:rPr>
@@ -6631,190 +7151,6 @@
           <w:highlight w:val="none"/>
           <w:lang w:val="zh-CN"/>
           <w14:ligatures w14:val="none"/>
-        </w:rPr>
-      </w:r>
-    </w:p>
-    <w:p>
-      <w:pPr>
-        <w:pBdr/>
-        <w:spacing/>
-        <w:ind/>
-        <w:rPr>
-          <w:sz w:val="30"/>
-          <w:szCs w:val="30"/>
-          <w:highlight w:val="none"/>
-          <w:lang w:val="zh-CN"/>
-          <w14:ligatures w14:val="none"/>
-        </w:rPr>
-      </w:pPr>
-      <w:r>
-        <w:rPr>
-          <w:sz w:val="30"/>
-          <w:szCs w:val="30"/>
-          <w:highlight w:val="none"/>
-          <w:lang w:val="zh-CN"/>
-        </w:rPr>
-        <w:t xml:space="preserve">进入</w:t>
-      </w:r>
-      <w:r>
-        <w:rPr>
-          <w:sz w:val="30"/>
-          <w:szCs w:val="30"/>
-          <w:highlight w:val="none"/>
-          <w:lang w:val="zh-CN"/>
-        </w:rPr>
-        <w:t xml:space="preserve">界面</w:t>
-      </w:r>
-      <w:r>
-        <w:rPr>
-          <w:sz w:val="30"/>
-          <w:szCs w:val="30"/>
-          <w:highlight w:val="none"/>
-          <w:lang w:val="zh-CN"/>
-        </w:rPr>
-        <w:t xml:space="preserve">点击</w:t>
-      </w:r>
-      <w:r>
-        <w:rPr>
-          <w:sz w:val="30"/>
-          <w:szCs w:val="30"/>
-          <w:highlight w:val="none"/>
-          <w:lang w:val="zh-CN"/>
-        </w:rPr>
-        <w:t xml:space="preserve">Download </w:t>
-      </w:r>
-      <w:r>
-        <w:rPr>
-          <w:sz w:val="30"/>
-          <w:szCs w:val="30"/>
-          <w:highlight w:val="none"/>
-          <w:lang w:val="zh-CN"/>
-        </w:rPr>
-        <w:t xml:space="preserve">Scanner</w:t>
-      </w:r>
-      <w:r>
-        <w:rPr>
-          <w:sz w:val="30"/>
-          <w:szCs w:val="30"/>
-          <w:highlight w:val="none"/>
-          <w:lang w:val="zh-CN"/>
-        </w:rPr>
-        <w:t xml:space="preserve">，</w:t>
-      </w:r>
-      <w:r>
-        <w:rPr>
-          <w:sz w:val="30"/>
-          <w:szCs w:val="30"/>
-          <w:highlight w:val="none"/>
-          <w:lang w:val="zh-CN"/>
-        </w:rPr>
-        <w:t xml:space="preserve">选择</w:t>
-      </w:r>
-      <w:r>
-        <w:rPr>
-          <w:sz w:val="30"/>
-          <w:szCs w:val="30"/>
-          <w:highlight w:val="none"/>
-          <w:lang w:val="zh-CN"/>
-        </w:rPr>
-        <w:t xml:space="preserve">适合</w:t>
-      </w:r>
-      <w:r>
-        <w:rPr>
-          <w:sz w:val="30"/>
-          <w:szCs w:val="30"/>
-          <w:highlight w:val="none"/>
-          <w:lang w:val="zh-CN"/>
-        </w:rPr>
-        <w:t xml:space="preserve">自己</w:t>
-      </w:r>
-      <w:r>
-        <w:rPr>
-          <w:sz w:val="30"/>
-          <w:szCs w:val="30"/>
-          <w:highlight w:val="none"/>
-          <w:lang w:val="zh-CN"/>
-        </w:rPr>
-        <w:t xml:space="preserve">电脑</w:t>
-      </w:r>
-      <w:r>
-        <w:rPr>
-          <w:sz w:val="30"/>
-          <w:szCs w:val="30"/>
-          <w:highlight w:val="none"/>
-          <w:lang w:val="zh-CN"/>
-        </w:rPr>
-        <w:t xml:space="preserve">架构</w:t>
-      </w:r>
-      <w:r>
-        <w:rPr>
-          <w:sz w:val="30"/>
-          <w:szCs w:val="30"/>
-          <w:highlight w:val="none"/>
-          <w:lang w:val="zh-CN"/>
-        </w:rPr>
-        <w:t xml:space="preserve">的文件下载</w:t>
-      </w:r>
-      <w:r>
-        <w:rPr>
-          <w:sz w:val="30"/>
-          <w:szCs w:val="30"/>
-          <w:highlight w:val="none"/>
-          <w:lang w:val="zh-CN"/>
-        </w:rPr>
-        <w:t xml:space="preserve">即可</w:t>
-      </w:r>
-      <w:r>
-        <w:rPr>
-          <w:sz w:val="30"/>
-          <w:szCs w:val="30"/>
-          <w:highlight w:val="none"/>
-          <w:lang w:val="zh-CN"/>
-        </w:rPr>
-        <w:t xml:space="preserve">，</w:t>
-      </w:r>
-      <w:r>
-        <w:rPr>
-          <w:sz w:val="30"/>
-          <w:szCs w:val="30"/>
-          <w:highlight w:val="none"/>
-          <w:lang w:val="zh-CN"/>
-        </w:rPr>
-        <w:t xml:space="preserve">一般</w:t>
-      </w:r>
-      <w:r>
-        <w:rPr>
-          <w:sz w:val="30"/>
-          <w:szCs w:val="30"/>
-          <w:highlight w:val="none"/>
-          <w:lang w:val="zh-CN"/>
-        </w:rPr>
-        <w:t xml:space="preserve">都是</w:t>
-      </w:r>
-      <w:r>
-        <w:rPr>
-          <w:sz w:val="30"/>
-          <w:szCs w:val="30"/>
-          <w:highlight w:val="none"/>
-          <w:lang w:val="zh-CN"/>
-        </w:rPr>
-        <w:t xml:space="preserve">windows_amd</w:t>
-      </w:r>
-      <w:r>
-        <w:rPr>
-          <w:sz w:val="30"/>
-          <w:szCs w:val="30"/>
-          <w:highlight w:val="none"/>
-          <w:lang w:val="zh-CN"/>
-        </w:rPr>
-        <w:t xml:space="preserve">系统</w:t>
-      </w:r>
-      <w:r>
-        <w:rPr>
-          <w:sz w:val="30"/>
-          <w:szCs w:val="30"/>
-          <w:highlight w:val="none"/>
-          <w:lang w:val="zh-CN"/>
         </w:rPr>
       </w:r>
       <w:r>
@@ -6916,10 +7252,8 @@
       </w:r>
       <w:r>
         <w:rPr>
-          <w:sz w:val="30"/>
-          <w:szCs w:val="30"/>
-          <w:highlight w:val="none"/>
-          <w:lang w:val="zh-CN"/>
+          <w:highlight w:val="none"/>
+          <w14:ligatures w14:val="none"/>
         </w:rPr>
       </w:r>
       <w:r>
@@ -7017,7 +7351,7 @@
       <w:r>
         <w:rPr>
           <w:highlight w:val="none"/>
-          <w:lang w:val="zh-CN"/>
+          <w14:ligatures w14:val="none"/>
         </w:rPr>
       </w:r>
       <w:r>
@@ -7107,7 +7441,7 @@
           <w:sz w:val="30"/>
           <w:szCs w:val="30"/>
           <w:highlight w:val="none"/>
-          <w:lang w:val="zh-CN"/>
+          <w14:ligatures w14:val="none"/>
         </w:rPr>
       </w:r>
       <w:r>
@@ -7209,12 +7543,6 @@
       </w:r>
       <w:r>
         <w:rPr>
-          <w:highlight w:val="none"/>
-          <w:lang w:val="zh-CN"/>
-        </w:rPr>
-      </w:r>
-      <w:r>
-        <w:rPr>
           <w:sz w:val="30"/>
           <w:szCs w:val="30"/>
           <w:highlight w:val="none"/>
@@ -7222,6 +7550,15 @@
           <w14:ligatures w14:val="none"/>
         </w:rPr>
       </w:r>
+      <w:r>
+        <w:rPr>
+          <w:sz w:val="30"/>
+          <w:szCs w:val="30"/>
+          <w:highlight w:val="none"/>
+          <w:lang w:val="zh-CN"/>
+          <w14:ligatures w14:val="none"/>
+        </w:rPr>
+      </w:r>
     </w:p>
     <w:p>
       <w:pPr>
@@ -7458,7 +7795,7 @@
           <w:sz w:val="30"/>
           <w:szCs w:val="30"/>
           <w:highlight w:val="none"/>
-          <w:lang w:val="zh-CN"/>
+          <w14:ligatures w14:val="none"/>
         </w:rPr>
       </w:r>
       <w:r>
@@ -7557,7 +7894,6 @@
       <w:r>
         <w:rPr>
           <w:highlight w:val="none"/>
-          <w:lang w:val="zh-CN"/>
         </w:rPr>
       </w:r>
       <w:r>
@@ -7637,7 +7973,7 @@
           <w:sz w:val="30"/>
           <w:szCs w:val="30"/>
           <w:highlight w:val="none"/>
-          <w:lang w:val="zh-CN"/>
+          <w14:ligatures w14:val="none"/>
         </w:rPr>
       </w:r>
       <w:r>
@@ -7845,7 +8181,7 @@
           <w:sz w:val="30"/>
           <w:szCs w:val="30"/>
           <w:highlight w:val="none"/>
-          <w:lang w:val="zh-CN"/>
+          <w14:ligatures w14:val="none"/>
         </w:rPr>
       </w:r>
       <w:r>
@@ -7944,7 +8280,6 @@
       <w:r>
         <w:rPr>
           <w:highlight w:val="none"/>
-          <w:lang w:val="zh-CN"/>
         </w:rPr>
       </w:r>
       <w:r>
@@ -8095,7 +8430,7 @@
           <w:sz w:val="30"/>
           <w:szCs w:val="30"/>
           <w:highlight w:val="none"/>
-          <w:lang w:val="zh-CN"/>
+          <w14:ligatures w14:val="none"/>
         </w:rPr>
       </w:r>
       <w:r>
@@ -8196,6 +8531,8 @@
       </w:r>
       <w:r>
         <w:rPr>
+          <w:sz w:val="30"/>
+          <w:szCs w:val="30"/>
           <w:highlight w:val="none"/>
           <w:lang w:val="zh-CN"/>
         </w:rPr>
@@ -8280,8 +8617,11 @@
       </w:r>
       <w:r>
         <w:rPr>
+          <w:rFonts w:hint="eastAsia"/>
           <w:sz w:val="28"/>
           <w:szCs w:val="28"/>
+          <w:highlight w:val="none"/>
+          <w:lang w:val="zh-CN"/>
         </w:rPr>
       </w:r>
       <w:r>
@@ -8384,11 +8724,8 @@
       </w:r>
       <w:r>
         <w:rPr>
-          <w:rFonts w:hint="eastAsia"/>
           <w:sz w:val="28"/>
           <w:szCs w:val="28"/>
-          <w:highlight w:val="none"/>
-          <w:lang w:val="zh-CN"/>
         </w:rPr>
       </w:r>
       <w:r>
@@ -11620,16 +11957,12 @@
       </w:r>
       <w:r>
         <w:rPr>
-          <w:rFonts w:hint="eastAsia"/>
-          <w:sz w:val="28"/>
-          <w:szCs w:val="28"/>
-        </w:rPr>
-      </w:r>
-      <w:r>
-        <w:rPr>
-          <w:rFonts w:hint="eastAsia"/>
-          <w:sz w:val="28"/>
-          <w:szCs w:val="28"/>
+          <w:highlight w:val="none"/>
+        </w:rPr>
+      </w:r>
+      <w:r>
+        <w:rPr>
+          <w:highlight w:val="none"/>
         </w:rPr>
       </w:r>
     </w:p>
@@ -11967,9 +12300,9 @@
           <w:bCs/>
           <w:i/>
           <w:iCs/>
-          <w:color w:val="ed7d31"/>
           <w:sz w:val="36"/>
           <w:szCs w:val="36"/>
+          <w:highlight w:val="none"/>
           <w:lang w:val="zh-CN"/>
           <w14:textFill>
             <w14:solidFill>
@@ -11984,9 +12317,10 @@
           <w:bCs/>
           <w:i/>
           <w:iCs/>
-          <w:color w:val="ed7d31"/>
           <w:sz w:val="36"/>
           <w:szCs w:val="36"/>
+          <w:highlight w:val="none"/>
+          <w:lang w:val="zh-CN"/>
           <w14:textFill>
             <w14:solidFill>
               <w14:srgbClr w14:val="ED7D31"/>
@@ -12095,38 +12429,12 @@
       </w:r>
       <w:r>
         <w:rPr>
-          <w:b/>
-          <w:bCs/>
-          <w:i/>
-          <w:iCs/>
-          <w:color w:val="ed7d31"/>
-          <w:sz w:val="36"/>
-          <w:szCs w:val="36"/>
-          <w:highlight w:val="none"/>
-          <w:lang w:val="zh-CN"/>
-          <w14:textFill>
-            <w14:solidFill>
-              <w14:srgbClr w14:val="ED7D31"/>
-            </w14:solidFill>
-          </w14:textFill>
-        </w:rPr>
-      </w:r>
-      <w:r>
-        <w:rPr>
-          <w:b/>
-          <w:bCs/>
-          <w:i/>
-          <w:iCs/>
-          <w:color w:val="ed7d31"/>
-          <w:sz w:val="36"/>
-          <w:szCs w:val="36"/>
-          <w:highlight w:val="none"/>
-          <w:lang w:val="zh-CN"/>
-          <w14:textFill>
-            <w14:solidFill>
-              <w14:srgbClr w14:val="ED7D31"/>
-            </w14:solidFill>
-          </w14:textFill>
+          <w:highlight w:val="none"/>
+        </w:rPr>
+      </w:r>
+      <w:r>
+        <w:rPr>
+          <w:highlight w:val="none"/>
         </w:rPr>
       </w:r>
     </w:p>
@@ -12176,7 +12484,7 @@
           <w:rFonts w:hint="eastAsia"/>
           <w:sz w:val="28"/>
           <w:szCs w:val="28"/>
-          <w:lang w:val="zh-CN"/>
+          <w14:ligatures w14:val="none"/>
         </w:rPr>
       </w:r>
       <w:r>
@@ -12184,7 +12492,7 @@
           <w:rFonts w:hint="eastAsia"/>
           <w:sz w:val="28"/>
           <w:szCs w:val="28"/>
-          <w:lang w:val="zh-CN"/>
+          <w14:ligatures w14:val="none"/>
         </w:rPr>
       </w:r>
     </w:p>
@@ -12277,13 +12585,11 @@
       <w:r>
         <w:rPr>
           <w:highlight w:val="none"/>
-          <w:lang w:val="zh-CN"/>
-        </w:rPr>
-      </w:r>
-      <w:r>
-        <w:rPr>
-          <w:highlight w:val="none"/>
-          <w:lang w:val="zh-CN"/>
+        </w:rPr>
+      </w:r>
+      <w:r>
+        <w:rPr>
+          <w:highlight w:val="none"/>
         </w:rPr>
       </w:r>
     </w:p>
@@ -12332,7 +12638,7 @@
                       <pic:spPr bwMode="auto">
                         <a:xfrm>
                           <a:off x="0" y="0"/>
-                          <a:ext cx="5274309" cy="6392597"/>
+                          <a:ext cx="5274308" cy="6392597"/>
                         </a:xfrm>
                         <a:prstGeom prst="rect">
                           <a:avLst/>
@@ -12376,13 +12682,11 @@
       <w:r>
         <w:rPr>
           <w:highlight w:val="none"/>
-          <w:lang w:val="zh-CN"/>
-        </w:rPr>
-      </w:r>
-      <w:r>
-        <w:rPr>
-          <w:highlight w:val="none"/>
-          <w:lang w:val="zh-CN"/>
+        </w:rPr>
+      </w:r>
+      <w:r>
+        <w:rPr>
+          <w:highlight w:val="none"/>
         </w:rPr>
       </w:r>
     </w:p>
@@ -12441,7 +12745,7 @@
                       <pic:spPr bwMode="auto">
                         <a:xfrm>
                           <a:off x="0" y="0"/>
-                          <a:ext cx="5274309" cy="5287851"/>
+                          <a:ext cx="5274308" cy="5287851"/>
                         </a:xfrm>
                         <a:prstGeom prst="rect">
                           <a:avLst/>
@@ -12484,14 +12788,32 @@
       </w:r>
       <w:r>
         <w:rPr>
-          <w:highlight w:val="none"/>
+          <w:b/>
+          <w:bCs/>
+          <w:i/>
+          <w:sz w:val="36"/>
+          <w:szCs w:val="36"/>
           <w:lang w:val="zh-CN"/>
-        </w:rPr>
-      </w:r>
-      <w:r>
-        <w:rPr>
-          <w:highlight w:val="none"/>
+          <w14:textFill>
+            <w14:solidFill>
+              <w14:srgbClr w14:val="ED7D31"/>
+            </w14:solidFill>
+          </w14:textFill>
+        </w:rPr>
+      </w:r>
+      <w:r>
+        <w:rPr>
+          <w:b/>
+          <w:bCs/>
+          <w:i/>
+          <w:sz w:val="36"/>
+          <w:szCs w:val="36"/>
           <w:lang w:val="zh-CN"/>
+          <w14:textFill>
+            <w14:solidFill>
+              <w14:srgbClr w14:val="ED7D31"/>
+            </w14:solidFill>
+          </w14:textFill>
         </w:rPr>
       </w:r>
     </w:p>
@@ -12515,7 +12837,16 @@
       </w:r>
       <w:r>
         <w:rPr>
-          <w:highlight w:val="none"/>
+          <w:rFonts w:hint="eastAsia"/>
+          <w:sz w:val="28"/>
+          <w:szCs w:val="28"/>
+        </w:rPr>
+      </w:r>
+      <w:r>
+        <w:rPr>
+          <w:rFonts w:hint="eastAsia"/>
+          <w:sz w:val="28"/>
+          <w:szCs w:val="28"/>
         </w:rPr>
       </w:r>
     </w:p>
@@ -12908,8 +13239,7 @@
       </w:r>
       <w:r>
         <w:rPr>
-          <w:sz w:val="28"/>
-          <w:szCs w:val="28"/>
+          <w:highlight w:val="none"/>
         </w:rPr>
       </w:r>
       <w:r>
@@ -13063,6 +13393,7 @@
           <w:sz w:val="30"/>
           <w:szCs w:val="30"/>
           <w:highlight w:val="none"/>
+          <w14:ligatures w14:val="none"/>
         </w:rPr>
       </w:r>
       <w:r>
@@ -13160,7 +13491,8 @@
       </w:r>
       <w:r>
         <w:rPr>
-          <w:highlight w:val="none"/>
+          <w:sz w:val="28"/>
+          <w:szCs w:val="28"/>
         </w:rPr>
       </w:r>
       <w:r>
@@ -13474,6 +13806,7 @@
           <w:sz w:val="30"/>
           <w:szCs w:val="30"/>
           <w:highlight w:val="none"/>
+          <w14:ligatures w14:val="none"/>
         </w:rPr>
       </w:r>
       <w:r>
